--- a/testakten/markenrechte-sicherungsuebertragung-insolvenz-mannheim/03_Gesellschafterbeschluss_Sicherheiten.docx
+++ b/testakten/markenrechte-sicherungsuebertragung-insolvenz-mannheim/03_Gesellschafterbeschluss_Sicherheiten.docx
@@ -39,11 +39,15 @@
       <w:r>
         <w:t xml:space="preserve"> „nach Anmeldung, sofern Finanzierung noch valutiert“. Eine</w:t>
         <w:br/>
-        <w:t>Anlage ist im Gesellschaftsordner nicht abgeheftet. Marlene Vogt und Janis</w:t>
+        <w:t>Anlage ist im Gesellschaftsordner nicht abgeheftet. Der Gesellschaftsordner</w:t>
         <w:br/>
-        <w:t>Heller haben das Protokoll unterschrieben; die Uhrzeit 18:40 Uhr wurde</w:t>
+        <w:t>verzeichnet ein von Marlene Vogt und Janis Heller unterzeichnetes</w:t>
         <w:br/>
-        <w:t>handschriftlich ergänzt.</w:t>
+        <w:t>Papierprotokoll mit handschriftlich ergänzter Uhrzeit 18:40 Uhr. Das</w:t>
+        <w:br/>
+        <w:t>vorliegende DOCX ist dessen inhaltliche Abschrift und enthält keine</w:t>
+        <w:br/>
+        <w:t>Abbildungen von Unterschriften oder Handschrift.</w:t>
       </w:r>
     </w:p>
     <w:p>
